--- a/doc_learn/uboot_learn_doc/uboot主Makefile分析.docx
+++ b/doc_learn/uboot_learn_doc/uboot主Makefile分析.docx
@@ -6671,7 +6671,511 @@
         <mc:AlternateContent>
           <mc:Choice Requires="wps">
             <w:drawing>
-              <wp:anchor distT="0" distB="0" distL="114300" distR="114300" simplePos="0" relativeHeight="251727872" behindDoc="0" locked="0" layoutInCell="1" allowOverlap="1" wp14:anchorId="435BF9EC" wp14:editId="3A8FB411">
+              <wp:anchor distT="0" distB="0" distL="114300" distR="114300" simplePos="0" relativeHeight="251756544" behindDoc="0" locked="0" layoutInCell="1" allowOverlap="1" wp14:anchorId="2B8E8D34" wp14:editId="16CBCD06">
+                <wp:simplePos x="0" y="0"/>
+                <wp:positionH relativeFrom="margin">
+                  <wp:posOffset>-632460</wp:posOffset>
+                </wp:positionH>
+                <wp:positionV relativeFrom="paragraph">
+                  <wp:posOffset>2796540</wp:posOffset>
+                </wp:positionV>
+                <wp:extent cx="312420" cy="1074420"/>
+                <wp:effectExtent l="19050" t="0" r="30480" b="30480"/>
+                <wp:wrapNone/>
+                <wp:docPr id="9" name="下箭头 9"/>
+                <wp:cNvGraphicFramePr/>
+                <a:graphic xmlns:a="http://schemas.openxmlformats.org/drawingml/2006/main">
+                  <a:graphicData uri="http://schemas.microsoft.com/office/word/2010/wordprocessingShape">
+                    <wps:wsp>
+                      <wps:cNvSpPr/>
+                      <wps:spPr>
+                        <a:xfrm>
+                          <a:off x="0" y="0"/>
+                          <a:ext cx="312420" cy="1074420"/>
+                        </a:xfrm>
+                        <a:prstGeom prst="downArrow">
+                          <a:avLst/>
+                        </a:prstGeom>
+                      </wps:spPr>
+                      <wps:style>
+                        <a:lnRef idx="2">
+                          <a:schemeClr val="accent1">
+                            <a:shade val="50000"/>
+                          </a:schemeClr>
+                        </a:lnRef>
+                        <a:fillRef idx="1">
+                          <a:schemeClr val="accent1"/>
+                        </a:fillRef>
+                        <a:effectRef idx="0">
+                          <a:schemeClr val="accent1"/>
+                        </a:effectRef>
+                        <a:fontRef idx="minor">
+                          <a:schemeClr val="lt1"/>
+                        </a:fontRef>
+                      </wps:style>
+                      <wps:bodyPr rot="0" spcFirstLastPara="0" vertOverflow="overflow" horzOverflow="overflow" vert="horz" wrap="square" lIns="91440" tIns="45720" rIns="91440" bIns="45720" numCol="1" spcCol="0" rtlCol="0" fromWordArt="0" anchor="ctr" anchorCtr="0" forceAA="0" compatLnSpc="1">
+                        <a:prstTxWarp prst="textNoShape">
+                          <a:avLst/>
+                        </a:prstTxWarp>
+                        <a:noAutofit/>
+                      </wps:bodyPr>
+                    </wps:wsp>
+                  </a:graphicData>
+                </a:graphic>
+                <wp14:sizeRelH relativeFrom="margin">
+                  <wp14:pctWidth>0</wp14:pctWidth>
+                </wp14:sizeRelH>
+                <wp14:sizeRelV relativeFrom="margin">
+                  <wp14:pctHeight>0</wp14:pctHeight>
+                </wp14:sizeRelV>
+              </wp:anchor>
+            </w:drawing>
+          </mc:Choice>
+          <mc:Fallback>
+            <w:pict>
+              <v:shapetype w14:anchorId="57B88E40" id="_x0000_t67" coordsize="21600,21600" o:spt="67" adj="16200,5400" path="m0@0l@1@0@1,0@2,0@2@0,21600@0,10800,21600xe">
+                <v:stroke joinstyle="miter"/>
+                <v:formulas>
+                  <v:f eqn="val #0"/>
+                  <v:f eqn="val #1"/>
+                  <v:f eqn="sum height 0 #1"/>
+                  <v:f eqn="sum 10800 0 #1"/>
+                  <v:f eqn="sum width 0 #0"/>
+                  <v:f eqn="prod @4 @3 10800"/>
+                  <v:f eqn="sum width 0 @5"/>
+                </v:formulas>
+                <v:path o:connecttype="custom" o:connectlocs="10800,0;0,@0;10800,21600;21600,@0" o:connectangles="270,180,90,0" textboxrect="@1,0,@2,@6"/>
+                <v:handles>
+                  <v:h position="#1,#0" xrange="0,10800" yrange="0,21600"/>
+                </v:handles>
+              </v:shapetype>
+              <v:shape id="下箭头 9" o:spid="_x0000_s1026" type="#_x0000_t67" style="position:absolute;left:0;text-align:left;margin-left:-49.8pt;margin-top:220.2pt;width:24.6pt;height:84.6pt;z-index:251756544;visibility:visible;mso-wrap-style:square;mso-width-percent:0;mso-height-percent:0;mso-wrap-distance-left:9pt;mso-wrap-distance-top:0;mso-wrap-distance-right:9pt;mso-wrap-distance-bottom:0;mso-position-horizontal:absolute;mso-position-horizontal-relative:margin;mso-position-vertical:absolute;mso-position-vertical-relative:text;mso-width-percent:0;mso-height-percent:0;mso-width-relative:margin;mso-height-relative:margin;v-text-anchor:middle" o:gfxdata="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" adj="18460" fillcolor="#5b9bd5 [3204]" strokecolor="#1f4d78 [1604]" strokeweight="1pt">
+                <w10:wrap anchorx="margin"/>
+              </v:shape>
+            </w:pict>
+          </mc:Fallback>
+        </mc:AlternateContent>
+      </w:r>
+      <w:r>
+        <w:rPr>
+          <w:noProof/>
+        </w:rPr>
+        <mc:AlternateContent>
+          <mc:Choice Requires="wps">
+            <w:drawing>
+              <wp:anchor distT="0" distB="0" distL="114300" distR="114300" simplePos="0" relativeHeight="251754496" behindDoc="0" locked="0" layoutInCell="1" allowOverlap="1" wp14:anchorId="6807352A" wp14:editId="778F7AA0">
+                <wp:simplePos x="0" y="0"/>
+                <wp:positionH relativeFrom="margin">
+                  <wp:posOffset>-1074420</wp:posOffset>
+                </wp:positionH>
+                <wp:positionV relativeFrom="paragraph">
+                  <wp:posOffset>3870960</wp:posOffset>
+                </wp:positionV>
+                <wp:extent cx="2415540" cy="1097280"/>
+                <wp:effectExtent l="0" t="0" r="22860" b="26670"/>
+                <wp:wrapNone/>
+                <wp:docPr id="6" name="矩形 6"/>
+                <wp:cNvGraphicFramePr/>
+                <a:graphic xmlns:a="http://schemas.openxmlformats.org/drawingml/2006/main">
+                  <a:graphicData uri="http://schemas.microsoft.com/office/word/2010/wordprocessingShape">
+                    <wps:wsp>
+                      <wps:cNvSpPr/>
+                      <wps:spPr>
+                        <a:xfrm>
+                          <a:off x="0" y="0"/>
+                          <a:ext cx="2415540" cy="1097280"/>
+                        </a:xfrm>
+                        <a:prstGeom prst="rect">
+                          <a:avLst/>
+                        </a:prstGeom>
+                        <a:solidFill>
+                          <a:schemeClr val="accent1">
+                            <a:lumMod val="60000"/>
+                            <a:lumOff val="40000"/>
+                          </a:schemeClr>
+                        </a:solidFill>
+                      </wps:spPr>
+                      <wps:style>
+                        <a:lnRef idx="2">
+                          <a:schemeClr val="accent1">
+                            <a:shade val="50000"/>
+                          </a:schemeClr>
+                        </a:lnRef>
+                        <a:fillRef idx="1">
+                          <a:schemeClr val="accent1"/>
+                        </a:fillRef>
+                        <a:effectRef idx="0">
+                          <a:schemeClr val="accent1"/>
+                        </a:effectRef>
+                        <a:fontRef idx="minor">
+                          <a:schemeClr val="lt1"/>
+                        </a:fontRef>
+                      </wps:style>
+                      <wps:txbx>
+                        <w:txbxContent>
+                          <w:p>
+                            <w:pPr>
+                              <w:jc w:val="center"/>
+                              <w:rPr>
+                                <w:color w:val="262626" w:themeColor="text1" w:themeTint="D9"/>
+                              </w:rPr>
+                            </w:pPr>
+                            <w:proofErr w:type="gramStart"/>
+                            <w:r>
+                              <w:rPr>
+                                <w:color w:val="262626" w:themeColor="text1" w:themeTint="D9"/>
+                              </w:rPr>
+                              <w:t>echo</w:t>
+                            </w:r>
+                            <w:proofErr w:type="gramEnd"/>
+                            <w:r>
+                              <w:rPr>
+                                <w:color w:val="262626" w:themeColor="text1" w:themeTint="D9"/>
+                              </w:rPr>
+                              <w:t xml:space="preserve"> "#</w:t>
+                            </w:r>
+                            <w:proofErr w:type="spellStart"/>
+                            <w:r>
+                              <w:rPr>
+                                <w:color w:val="262626" w:themeColor="text1" w:themeTint="D9"/>
+                              </w:rPr>
+                              <w:t>includ</w:t>
+                            </w:r>
+                            <w:proofErr w:type="spellEnd"/>
+                            <w:r>
+                              <w:rPr>
+                                <w:color w:val="262626" w:themeColor="text1" w:themeTint="D9"/>
+                              </w:rPr>
+                              <w:t xml:space="preserve"> &lt;</w:t>
+                            </w:r>
+                            <w:proofErr w:type="spellStart"/>
+                            <w:r>
+                              <w:rPr>
+                                <w:color w:val="262626" w:themeColor="text1" w:themeTint="D9"/>
+                              </w:rPr>
+                              <w:t>configs</w:t>
+                            </w:r>
+                            <w:proofErr w:type="spellEnd"/>
+                            <w:r>
+                              <w:rPr>
+                                <w:color w:val="262626" w:themeColor="text1" w:themeTint="D9"/>
+                              </w:rPr>
+                              <w:t>/$1.h&gt;" &gt;&gt;</w:t>
+                            </w:r>
+                            <w:proofErr w:type="spellStart"/>
+                            <w:r>
+                              <w:rPr>
+                                <w:color w:val="262626" w:themeColor="text1" w:themeTint="D9"/>
+                              </w:rPr>
+                              <w:t>config.h</w:t>
+                            </w:r>
+                            <w:proofErr w:type="spellEnd"/>
+                          </w:p>
+                          <w:p>
+                            <w:pPr>
+                              <w:jc w:val="center"/>
+                              <w:rPr>
+                                <w:rFonts w:hint="eastAsia"/>
+                                <w:color w:val="262626" w:themeColor="text1" w:themeTint="D9"/>
+                              </w:rPr>
+                            </w:pPr>
+                            <w:r>
+                              <w:rPr>
+                                <w:rFonts w:hint="eastAsia"/>
+                                <w:color w:val="262626" w:themeColor="text1" w:themeTint="D9"/>
+                              </w:rPr>
+                              <w:t>（将</w:t>
+                            </w:r>
+                            <w:r>
+                              <w:rPr>
+                                <w:color w:val="262626" w:themeColor="text1" w:themeTint="D9"/>
+                              </w:rPr>
+                              <w:t>很多宏定义的</w:t>
+                            </w:r>
+                            <w:r>
+                              <w:rPr>
+                                <w:b/>
+                                <w:color w:val="262626" w:themeColor="text1" w:themeTint="D9"/>
+                              </w:rPr>
+                              <w:t>include/</w:t>
+                            </w:r>
+                            <w:proofErr w:type="spellStart"/>
+                            <w:r>
+                              <w:rPr>
+                                <w:b/>
+                                <w:color w:val="262626" w:themeColor="text1" w:themeTint="D9"/>
+                              </w:rPr>
+                              <w:t>configs</w:t>
+                            </w:r>
+                            <w:proofErr w:type="spellEnd"/>
+                            <w:r>
+                              <w:rPr>
+                                <w:b/>
+                                <w:color w:val="262626" w:themeColor="text1" w:themeTint="D9"/>
+                              </w:rPr>
+                              <w:t>/smdkc210.h</w:t>
+                            </w:r>
+                            <w:r>
+                              <w:rPr>
+                                <w:rFonts w:hint="eastAsia"/>
+                                <w:b/>
+                                <w:color w:val="262626" w:themeColor="text1" w:themeTint="D9"/>
+                              </w:rPr>
+                              <w:t>文件</w:t>
+                            </w:r>
+                            <w:r>
+                              <w:rPr>
+                                <w:b/>
+                                <w:color w:val="262626" w:themeColor="text1" w:themeTint="D9"/>
+                              </w:rPr>
+                              <w:t>包含到</w:t>
+                            </w:r>
+                            <w:r>
+                              <w:rPr>
+                                <w:rFonts w:hint="eastAsia"/>
+                                <w:b/>
+                                <w:color w:val="262626" w:themeColor="text1" w:themeTint="D9"/>
+                              </w:rPr>
+                              <w:t>include</w:t>
+                            </w:r>
+                            <w:r>
+                              <w:rPr>
+                                <w:b/>
+                                <w:color w:val="262626" w:themeColor="text1" w:themeTint="D9"/>
+                              </w:rPr>
+                              <w:t>/</w:t>
+                            </w:r>
+                            <w:proofErr w:type="spellStart"/>
+                            <w:r>
+                              <w:rPr>
+                                <w:color w:val="262626" w:themeColor="text1" w:themeTint="D9"/>
+                              </w:rPr>
+                              <w:t>config.h</w:t>
+                            </w:r>
+                            <w:proofErr w:type="spellEnd"/>
+                            <w:r>
+                              <w:rPr>
+                                <w:rFonts w:hint="eastAsia"/>
+                                <w:color w:val="262626" w:themeColor="text1" w:themeTint="D9"/>
+                              </w:rPr>
+                              <w:t>文件</w:t>
+                            </w:r>
+                            <w:r>
+                              <w:rPr>
+                                <w:color w:val="262626" w:themeColor="text1" w:themeTint="D9"/>
+                              </w:rPr>
+                              <w:t>中</w:t>
+                            </w:r>
+                            <w:r>
+                              <w:rPr>
+                                <w:rFonts w:hint="eastAsia"/>
+                                <w:color w:val="262626" w:themeColor="text1" w:themeTint="D9"/>
+                              </w:rPr>
+                              <w:t>去）</w:t>
+                            </w:r>
+                          </w:p>
+                        </w:txbxContent>
+                      </wps:txbx>
+                      <wps:bodyPr rot="0" spcFirstLastPara="0" vertOverflow="overflow" horzOverflow="overflow" vert="horz" wrap="square" lIns="91440" tIns="45720" rIns="91440" bIns="45720" numCol="1" spcCol="0" rtlCol="0" fromWordArt="0" anchor="ctr" anchorCtr="0" forceAA="0" compatLnSpc="1">
+                        <a:prstTxWarp prst="textNoShape">
+                          <a:avLst/>
+                        </a:prstTxWarp>
+                        <a:noAutofit/>
+                      </wps:bodyPr>
+                    </wps:wsp>
+                  </a:graphicData>
+                </a:graphic>
+                <wp14:sizeRelH relativeFrom="margin">
+                  <wp14:pctWidth>0</wp14:pctWidth>
+                </wp14:sizeRelH>
+                <wp14:sizeRelV relativeFrom="margin">
+                  <wp14:pctHeight>0</wp14:pctHeight>
+                </wp14:sizeRelV>
+              </wp:anchor>
+            </w:drawing>
+          </mc:Choice>
+          <mc:Fallback>
+            <w:pict>
+              <v:rect w14:anchorId="6807352A" id="矩形 6" o:spid="_x0000_s1042" style="position:absolute;left:0;text-align:left;margin-left:-84.6pt;margin-top:304.8pt;width:190.2pt;height:86.4pt;z-index:251754496;visibility:visible;mso-wrap-style:square;mso-width-percent:0;mso-height-percent:0;mso-wrap-distance-left:9pt;mso-wrap-distance-top:0;mso-wrap-distance-right:9pt;mso-wrap-distance-bottom:0;mso-position-horizontal:absolute;mso-position-horizontal-relative:margin;mso-position-vertical:absolute;mso-position-vertical-relative:text;mso-width-percent:0;mso-height-percent:0;mso-width-relative:margin;mso-height-relative:margin;v-text-anchor:middle" o:gfxdata="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" fillcolor="#9cc2e5 [1940]" strokecolor="#1f4d78 [1604]" strokeweight="1pt">
+                <v:textbox>
+                  <w:txbxContent>
+                    <w:p>
+                      <w:pPr>
+                        <w:jc w:val="center"/>
+                        <w:rPr>
+                          <w:color w:val="262626" w:themeColor="text1" w:themeTint="D9"/>
+                        </w:rPr>
+                      </w:pPr>
+                      <w:proofErr w:type="gramStart"/>
+                      <w:r>
+                        <w:rPr>
+                          <w:color w:val="262626" w:themeColor="text1" w:themeTint="D9"/>
+                        </w:rPr>
+                        <w:t>echo</w:t>
+                      </w:r>
+                      <w:proofErr w:type="gramEnd"/>
+                      <w:r>
+                        <w:rPr>
+                          <w:color w:val="262626" w:themeColor="text1" w:themeTint="D9"/>
+                        </w:rPr>
+                        <w:t xml:space="preserve"> "#</w:t>
+                      </w:r>
+                      <w:proofErr w:type="spellStart"/>
+                      <w:r>
+                        <w:rPr>
+                          <w:color w:val="262626" w:themeColor="text1" w:themeTint="D9"/>
+                        </w:rPr>
+                        <w:t>includ</w:t>
+                      </w:r>
+                      <w:proofErr w:type="spellEnd"/>
+                      <w:r>
+                        <w:rPr>
+                          <w:color w:val="262626" w:themeColor="text1" w:themeTint="D9"/>
+                        </w:rPr>
+                        <w:t xml:space="preserve"> &lt;</w:t>
+                      </w:r>
+                      <w:proofErr w:type="spellStart"/>
+                      <w:r>
+                        <w:rPr>
+                          <w:color w:val="262626" w:themeColor="text1" w:themeTint="D9"/>
+                        </w:rPr>
+                        <w:t>configs</w:t>
+                      </w:r>
+                      <w:proofErr w:type="spellEnd"/>
+                      <w:r>
+                        <w:rPr>
+                          <w:color w:val="262626" w:themeColor="text1" w:themeTint="D9"/>
+                        </w:rPr>
+                        <w:t>/$1.h&gt;" &gt;&gt;</w:t>
+                      </w:r>
+                      <w:proofErr w:type="spellStart"/>
+                      <w:r>
+                        <w:rPr>
+                          <w:color w:val="262626" w:themeColor="text1" w:themeTint="D9"/>
+                        </w:rPr>
+                        <w:t>config.h</w:t>
+                      </w:r>
+                      <w:proofErr w:type="spellEnd"/>
+                    </w:p>
+                    <w:p>
+                      <w:pPr>
+                        <w:jc w:val="center"/>
+                        <w:rPr>
+                          <w:rFonts w:hint="eastAsia"/>
+                          <w:color w:val="262626" w:themeColor="text1" w:themeTint="D9"/>
+                        </w:rPr>
+                      </w:pPr>
+                      <w:r>
+                        <w:rPr>
+                          <w:rFonts w:hint="eastAsia"/>
+                          <w:color w:val="262626" w:themeColor="text1" w:themeTint="D9"/>
+                        </w:rPr>
+                        <w:t>（将</w:t>
+                      </w:r>
+                      <w:r>
+                        <w:rPr>
+                          <w:color w:val="262626" w:themeColor="text1" w:themeTint="D9"/>
+                        </w:rPr>
+                        <w:t>很多宏定义的</w:t>
+                      </w:r>
+                      <w:r>
+                        <w:rPr>
+                          <w:b/>
+                          <w:color w:val="262626" w:themeColor="text1" w:themeTint="D9"/>
+                        </w:rPr>
+                        <w:t>include/</w:t>
+                      </w:r>
+                      <w:proofErr w:type="spellStart"/>
+                      <w:r>
+                        <w:rPr>
+                          <w:b/>
+                          <w:color w:val="262626" w:themeColor="text1" w:themeTint="D9"/>
+                        </w:rPr>
+                        <w:t>configs</w:t>
+                      </w:r>
+                      <w:proofErr w:type="spellEnd"/>
+                      <w:r>
+                        <w:rPr>
+                          <w:b/>
+                          <w:color w:val="262626" w:themeColor="text1" w:themeTint="D9"/>
+                        </w:rPr>
+                        <w:t>/smdkc210.h</w:t>
+                      </w:r>
+                      <w:r>
+                        <w:rPr>
+                          <w:rFonts w:hint="eastAsia"/>
+                          <w:b/>
+                          <w:color w:val="262626" w:themeColor="text1" w:themeTint="D9"/>
+                        </w:rPr>
+                        <w:t>文件</w:t>
+                      </w:r>
+                      <w:r>
+                        <w:rPr>
+                          <w:b/>
+                          <w:color w:val="262626" w:themeColor="text1" w:themeTint="D9"/>
+                        </w:rPr>
+                        <w:t>包含到</w:t>
+                      </w:r>
+                      <w:r>
+                        <w:rPr>
+                          <w:rFonts w:hint="eastAsia"/>
+                          <w:b/>
+                          <w:color w:val="262626" w:themeColor="text1" w:themeTint="D9"/>
+                        </w:rPr>
+                        <w:t>include</w:t>
+                      </w:r>
+                      <w:r>
+                        <w:rPr>
+                          <w:b/>
+                          <w:color w:val="262626" w:themeColor="text1" w:themeTint="D9"/>
+                        </w:rPr>
+                        <w:t>/</w:t>
+                      </w:r>
+                      <w:proofErr w:type="spellStart"/>
+                      <w:r>
+                        <w:rPr>
+                          <w:color w:val="262626" w:themeColor="text1" w:themeTint="D9"/>
+                        </w:rPr>
+                        <w:t>config.h</w:t>
+                      </w:r>
+                      <w:proofErr w:type="spellEnd"/>
+                      <w:r>
+                        <w:rPr>
+                          <w:rFonts w:hint="eastAsia"/>
+                          <w:color w:val="262626" w:themeColor="text1" w:themeTint="D9"/>
+                        </w:rPr>
+                        <w:t>文件</w:t>
+                      </w:r>
+                      <w:r>
+                        <w:rPr>
+                          <w:color w:val="262626" w:themeColor="text1" w:themeTint="D9"/>
+                        </w:rPr>
+                        <w:t>中</w:t>
+                      </w:r>
+                      <w:r>
+                        <w:rPr>
+                          <w:rFonts w:hint="eastAsia"/>
+                          <w:color w:val="262626" w:themeColor="text1" w:themeTint="D9"/>
+                        </w:rPr>
+                        <w:t>去）</w:t>
+                      </w:r>
+                    </w:p>
+                  </w:txbxContent>
+                </v:textbox>
+                <w10:wrap anchorx="margin"/>
+              </v:rect>
+            </w:pict>
+          </mc:Fallback>
+        </mc:AlternateContent>
+      </w:r>
+      <w:r>
+        <w:rPr>
+          <w:noProof/>
+        </w:rPr>
+        <mc:AlternateContent>
+          <mc:Choice Requires="wps">
+            <w:drawing>
+              <wp:anchor distT="0" distB="0" distL="114300" distR="114300" simplePos="0" relativeHeight="251727872" behindDoc="0" locked="0" layoutInCell="1" allowOverlap="1" wp14:anchorId="56603B51" wp14:editId="44D0818B">
                 <wp:simplePos x="0" y="0"/>
                 <wp:positionH relativeFrom="margin">
                   <wp:posOffset>22860</wp:posOffset>
@@ -6763,7 +7267,7 @@
         <mc:AlternateContent>
           <mc:Choice Requires="wps">
             <w:drawing>
-              <wp:anchor distT="0" distB="0" distL="114300" distR="114300" simplePos="0" relativeHeight="251746304" behindDoc="0" locked="0" layoutInCell="1" allowOverlap="1" wp14:anchorId="7A4AD0CF" wp14:editId="23399AB9">
+              <wp:anchor distT="0" distB="0" distL="114300" distR="114300" simplePos="0" relativeHeight="251746304" behindDoc="0" locked="0" layoutInCell="1" allowOverlap="1" wp14:anchorId="0E0699A6" wp14:editId="2E413B37">
                 <wp:simplePos x="0" y="0"/>
                 <wp:positionH relativeFrom="margin">
                   <wp:posOffset>4207510</wp:posOffset>
@@ -6839,7 +7343,7 @@
         <mc:AlternateContent>
           <mc:Choice Requires="wps">
             <w:drawing>
-              <wp:anchor distT="0" distB="0" distL="114300" distR="114300" simplePos="0" relativeHeight="251741184" behindDoc="0" locked="0" layoutInCell="1" allowOverlap="1" wp14:anchorId="73F1790E" wp14:editId="11BE03BA">
+              <wp:anchor distT="0" distB="0" distL="114300" distR="114300" simplePos="0" relativeHeight="251741184" behindDoc="0" locked="0" layoutInCell="1" allowOverlap="1" wp14:anchorId="17897284" wp14:editId="0EFAFB03">
                 <wp:simplePos x="0" y="0"/>
                 <wp:positionH relativeFrom="rightMargin">
                   <wp:posOffset>36830</wp:posOffset>
@@ -6915,7 +7419,7 @@
         <mc:AlternateContent>
           <mc:Choice Requires="wps">
             <w:drawing>
-              <wp:anchor distT="0" distB="0" distL="114300" distR="114300" simplePos="0" relativeHeight="251700224" behindDoc="0" locked="0" layoutInCell="1" allowOverlap="1" wp14:anchorId="41A1B0F1" wp14:editId="730DD421">
+              <wp:anchor distT="0" distB="0" distL="114300" distR="114300" simplePos="0" relativeHeight="251700224" behindDoc="0" locked="0" layoutInCell="1" allowOverlap="1" wp14:anchorId="4D7C5963" wp14:editId="367E06C1">
                 <wp:simplePos x="0" y="0"/>
                 <wp:positionH relativeFrom="rightMargin">
                   <wp:posOffset>-717550</wp:posOffset>
@@ -7081,7 +7585,7 @@
         <mc:AlternateContent>
           <mc:Choice Requires="wps">
             <w:drawing>
-              <wp:anchor distT="0" distB="0" distL="114300" distR="114300" simplePos="0" relativeHeight="251744256" behindDoc="0" locked="0" layoutInCell="1" allowOverlap="1" wp14:anchorId="748FFA3C" wp14:editId="527FC090">
+              <wp:anchor distT="0" distB="0" distL="114300" distR="114300" simplePos="0" relativeHeight="251744256" behindDoc="0" locked="0" layoutInCell="1" allowOverlap="1" wp14:anchorId="1BD5E126" wp14:editId="772B29C5">
                 <wp:simplePos x="0" y="0"/>
                 <wp:positionH relativeFrom="margin">
                   <wp:posOffset>-184785</wp:posOffset>
@@ -7157,7 +7661,7 @@
         <mc:AlternateContent>
           <mc:Choice Requires="wps">
             <w:drawing>
-              <wp:anchor distT="0" distB="0" distL="114300" distR="114300" simplePos="0" relativeHeight="251742208" behindDoc="0" locked="0" layoutInCell="1" allowOverlap="1" wp14:anchorId="0A0B3C64" wp14:editId="6C188744">
+              <wp:anchor distT="0" distB="0" distL="114300" distR="114300" simplePos="0" relativeHeight="251742208" behindDoc="0" locked="0" layoutInCell="1" allowOverlap="1" wp14:anchorId="4DEE68E5" wp14:editId="4E3AFC9F">
                 <wp:simplePos x="0" y="0"/>
                 <wp:positionH relativeFrom="margin">
                   <wp:posOffset>76200</wp:posOffset>
@@ -7233,7 +7737,7 @@
         <mc:AlternateContent>
           <mc:Choice Requires="wps">
             <w:drawing>
-              <wp:anchor distT="0" distB="0" distL="114300" distR="114300" simplePos="0" relativeHeight="251739136" behindDoc="0" locked="0" layoutInCell="1" allowOverlap="1" wp14:anchorId="040A2BBA" wp14:editId="153C20F7">
+              <wp:anchor distT="0" distB="0" distL="114300" distR="114300" simplePos="0" relativeHeight="251739136" behindDoc="0" locked="0" layoutInCell="1" allowOverlap="1" wp14:anchorId="47FA3B06" wp14:editId="65B73828">
                 <wp:simplePos x="0" y="0"/>
                 <wp:positionH relativeFrom="column">
                   <wp:posOffset>2758440</wp:posOffset>
@@ -7307,7 +7811,7 @@
         <mc:AlternateContent>
           <mc:Choice Requires="wps">
             <w:drawing>
-              <wp:anchor distT="0" distB="0" distL="114300" distR="114300" simplePos="0" relativeHeight="251729920" behindDoc="0" locked="0" layoutInCell="1" allowOverlap="1" wp14:anchorId="3EC96585" wp14:editId="4F486539">
+              <wp:anchor distT="0" distB="0" distL="114300" distR="114300" simplePos="0" relativeHeight="251729920" behindDoc="0" locked="0" layoutInCell="1" allowOverlap="1" wp14:anchorId="499C0B4B" wp14:editId="026A2274">
                 <wp:simplePos x="0" y="0"/>
                 <wp:positionH relativeFrom="margin">
                   <wp:align>left</wp:align>
@@ -7383,7 +7887,7 @@
         <mc:AlternateContent>
           <mc:Choice Requires="wps">
             <w:drawing>
-              <wp:anchor distT="0" distB="0" distL="114300" distR="114300" simplePos="0" relativeHeight="251698176" behindDoc="0" locked="0" layoutInCell="1" allowOverlap="1" wp14:anchorId="5339CD33" wp14:editId="6B820E4B">
+              <wp:anchor distT="0" distB="0" distL="114300" distR="114300" simplePos="0" relativeHeight="251698176" behindDoc="0" locked="0" layoutInCell="1" allowOverlap="1" wp14:anchorId="70144337" wp14:editId="54639927">
                 <wp:simplePos x="0" y="0"/>
                 <wp:positionH relativeFrom="margin">
                   <wp:posOffset>-1043940</wp:posOffset>
